--- a/optimozacia/Практики/8.docx
+++ b/optimozacia/Практики/8.docx
@@ -238,34 +238,6 @@
     </w:p>
     <w:p>
       <w:pPr>
-        <w:spacing w:after="133"/>
-        <w:ind w:right="327" w:firstLine="426"/>
-        <w:jc w:val="center"/>
-        <w:rPr>
-          <w:rFonts w:ascii="Times New Roman" w:hAnsi="Times New Roman" w:cs="Times New Roman"/>
-          <w:sz w:val="28"/>
-          <w:szCs w:val="28"/>
-        </w:rPr>
-      </w:pPr>
-      <w:r>
-        <w:rPr>
-          <w:rFonts w:ascii="Times New Roman" w:eastAsia="Times New Roman" w:hAnsi="Times New Roman" w:cs="Times New Roman"/>
-          <w:sz w:val="28"/>
-          <w:szCs w:val="28"/>
-        </w:rPr>
-        <w:t>Вариант 1</w:t>
-      </w:r>
-      <w:r>
-        <w:rPr>
-          <w:rFonts w:ascii="Times New Roman" w:eastAsia="Times New Roman" w:hAnsi="Times New Roman" w:cs="Times New Roman"/>
-          <w:sz w:val="28"/>
-          <w:szCs w:val="28"/>
-        </w:rPr>
-        <w:t>0</w:t>
-      </w:r>
-    </w:p>
-    <w:p>
-      <w:pPr>
         <w:spacing w:after="131"/>
         <w:ind w:firstLine="426"/>
         <w:jc w:val="center"/>
@@ -275,15 +247,6 @@
           <w:szCs w:val="28"/>
         </w:rPr>
       </w:pPr>
-      <w:r>
-        <w:rPr>
-          <w:rFonts w:ascii="Times New Roman" w:eastAsia="Times New Roman" w:hAnsi="Times New Roman" w:cs="Times New Roman"/>
-          <w:b/>
-          <w:sz w:val="28"/>
-          <w:szCs w:val="28"/>
-        </w:rPr>
-        <w:t xml:space="preserve"> </w:t>
-      </w:r>
     </w:p>
     <w:p>
       <w:pPr>
@@ -1265,25 +1228,7 @@
           <w:sz w:val="28"/>
           <w:szCs w:val="28"/>
         </w:rPr>
-        <w:t xml:space="preserve"> - в</w:t>
-      </w:r>
-      <w:proofErr w:type="spellStart"/>
-      <w:r>
-        <w:rPr>
-          <w:rFonts w:ascii="Times New Roman" w:eastAsia="Georgia" w:hAnsi="Times New Roman" w:cs="Times New Roman"/>
-          <w:sz w:val="28"/>
-          <w:szCs w:val="28"/>
-        </w:rPr>
-        <w:t>ремя</w:t>
-      </w:r>
-      <w:proofErr w:type="spellEnd"/>
-      <w:r>
-        <w:rPr>
-          <w:rFonts w:ascii="Times New Roman" w:eastAsia="Georgia" w:hAnsi="Times New Roman" w:cs="Times New Roman"/>
-          <w:sz w:val="28"/>
-          <w:szCs w:val="28"/>
-        </w:rPr>
-        <w:t xml:space="preserve"> работы трех экскаваторов (в часах), </w:t>
+        <w:t xml:space="preserve"> - время работы трех экскаваторов (в часах), </w:t>
       </w:r>
       <m:oMath>
         <m:sSub>
@@ -1415,25 +1360,7 @@
           <w:sz w:val="28"/>
           <w:szCs w:val="28"/>
         </w:rPr>
-        <w:t xml:space="preserve"> - время работы второго и третьего экскаватора при одновре</w:t>
-      </w:r>
-      <w:proofErr w:type="spellStart"/>
-      <w:r>
-        <w:rPr>
-          <w:rFonts w:ascii="Times New Roman" w:eastAsia="Georgia" w:hAnsi="Times New Roman" w:cs="Times New Roman"/>
-          <w:sz w:val="28"/>
-          <w:szCs w:val="28"/>
-        </w:rPr>
-        <w:t>менной</w:t>
-      </w:r>
-      <w:proofErr w:type="spellEnd"/>
-      <w:r>
-        <w:rPr>
-          <w:rFonts w:ascii="Times New Roman" w:eastAsia="Georgia" w:hAnsi="Times New Roman" w:cs="Times New Roman"/>
-          <w:sz w:val="28"/>
-          <w:szCs w:val="28"/>
-        </w:rPr>
-        <w:t xml:space="preserve"> работе, </w:t>
+        <w:t xml:space="preserve"> - время работы второго и третьего экскаватора при одновременной работе, </w:t>
       </w:r>
       <m:oMath>
         <m:sSub>
@@ -4896,7 +4823,6 @@
           <w:lang w:val="en-US"/>
         </w:rPr>
       </w:pPr>
-      <w:proofErr w:type="spellStart"/>
       <w:r>
         <w:rPr>
           <w:rStyle w:val="VerbatimChar"/>
@@ -4905,9 +4831,8 @@
           <w:szCs w:val="28"/>
           <w:lang w:val="en-US"/>
         </w:rPr>
-        <w:t>clc</w:t>
-      </w:r>
-      <w:proofErr w:type="spellEnd"/>
+        <w:t>clc; close all; clear all;</w:t>
+      </w:r>
       <w:r>
         <w:rPr>
           <w:rStyle w:val="VerbatimChar"/>
@@ -4916,7 +4841,8 @@
           <w:szCs w:val="28"/>
           <w:lang w:val="en-US"/>
         </w:rPr>
-        <w:t>; close all; clear all;</w:t>
+        <w:br/>
+        <w:t>c = [ 1; 1; 1; 1; 1; 1; 1]</w:t>
       </w:r>
       <w:r>
         <w:rPr>
@@ -4927,7 +4853,7 @@
           <w:lang w:val="en-US"/>
         </w:rPr>
         <w:br/>
-        <w:t>c = [ 1; 1; 1; 1; 1; 1; 1]</w:t>
+        <w:t>u = [10000, 100000, 100000, 100000, 100000, 100000, 100000]</w:t>
       </w:r>
       <w:r>
         <w:rPr>
@@ -4938,7 +4864,7 @@
           <w:lang w:val="en-US"/>
         </w:rPr>
         <w:br/>
-        <w:t>u = [10000, 100000, 100000, 100000, 100000, 100000, 100000]</w:t>
+        <w:t>b = [1320; 550]</w:t>
       </w:r>
       <w:r>
         <w:rPr>
@@ -4949,7 +4875,7 @@
           <w:lang w:val="en-US"/>
         </w:rPr>
         <w:br/>
-        <w:t>b = [1320; 550]</w:t>
+        <w:t>A = [22.5, 10.0, 5.0, 32.5, 27.5, 15.0, 37.5;</w:t>
       </w:r>
       <w:r>
         <w:rPr>
@@ -4960,7 +4886,7 @@
           <w:lang w:val="en-US"/>
         </w:rPr>
         <w:br/>
-        <w:t>A = [22.5, 10.0, 5.0, 32.5, 27.5, 15.0, 37.5;</w:t>
+        <w:t xml:space="preserve">    10.0, 4.0, 2.0, 14.0, 12.0, 6.0, 16.0]</w:t>
       </w:r>
       <w:r>
         <w:rPr>
@@ -4971,7 +4897,7 @@
           <w:lang w:val="en-US"/>
         </w:rPr>
         <w:br/>
-        <w:t xml:space="preserve">    10.0, 4.0, 2.0, 14.0, 12.0, 6.0, 16.0]</w:t>
+        <w:t>display('Time minimization')</w:t>
       </w:r>
       <w:r>
         <w:rPr>
@@ -4982,7 +4908,7 @@
           <w:lang w:val="en-US"/>
         </w:rPr>
         <w:br/>
-        <w:t>display('Time minimization')</w:t>
+        <w:t>[Xopt, Fval] = glpk(c, A, b, [], u, 'SU', 'CCCCCCC', 1)</w:t>
       </w:r>
       <w:r>
         <w:rPr>
@@ -4993,9 +4919,8 @@
           <w:lang w:val="en-US"/>
         </w:rPr>
         <w:br/>
-        <w:t>[</w:t>
-      </w:r>
-      <w:proofErr w:type="spellStart"/>
+        <w:t>display('Fuel consumption minimization - Time maximization')</w:t>
+      </w:r>
       <w:r>
         <w:rPr>
           <w:rStyle w:val="VerbatimChar"/>
@@ -5004,9 +4929,19 @@
           <w:szCs w:val="28"/>
           <w:lang w:val="en-US"/>
         </w:rPr>
-        <w:t>Xopt</w:t>
-      </w:r>
-      <w:proofErr w:type="spellEnd"/>
+        <w:br/>
+        <w:t>[Xopt, Fval] = glpk(c, A, b, [], u, 'SU', 'CCCCCCC', -1)</w:t>
+      </w:r>
+    </w:p>
+    <w:p>
+      <w:pPr>
+        <w:shd w:val="clear" w:color="auto" w:fill="F8F8FA"/>
+        <w:rPr>
+          <w:rFonts w:ascii="Times New Roman" w:hAnsi="Times New Roman" w:cs="Times New Roman"/>
+          <w:sz w:val="28"/>
+          <w:szCs w:val="28"/>
+        </w:rPr>
+      </w:pPr>
       <w:r>
         <w:rPr>
           <w:rStyle w:val="VerbatimChar"/>
@@ -5015,9 +4950,9 @@
           <w:szCs w:val="28"/>
           <w:lang w:val="en-US"/>
         </w:rPr>
-        <w:t xml:space="preserve">, </w:t>
-      </w:r>
-      <w:proofErr w:type="spellStart"/>
+        <w:br/>
+        <w:t>Time minimization: $(0,0,0,0,0,33,22), F(x)=55$.</w:t>
+      </w:r>
       <w:r>
         <w:rPr>
           <w:rStyle w:val="VerbatimChar"/>
@@ -5026,219 +4961,16 @@
           <w:szCs w:val="28"/>
           <w:lang w:val="en-US"/>
         </w:rPr>
-        <w:t>Fval</w:t>
-      </w:r>
-      <w:proofErr w:type="spellEnd"/>
+        <w:br/>
+      </w:r>
       <w:r>
         <w:rPr>
           <w:rStyle w:val="VerbatimChar"/>
           <w:rFonts w:ascii="Times New Roman" w:eastAsia="Consolas" w:hAnsi="Times New Roman" w:cs="Times New Roman"/>
           <w:sz w:val="28"/>
           <w:szCs w:val="28"/>
-          <w:lang w:val="en-US"/>
-        </w:rPr>
-        <w:t xml:space="preserve">] = </w:t>
-      </w:r>
-      <w:proofErr w:type="spellStart"/>
-      <w:r>
-        <w:rPr>
-          <w:rStyle w:val="VerbatimChar"/>
-          <w:rFonts w:ascii="Times New Roman" w:eastAsia="Consolas" w:hAnsi="Times New Roman" w:cs="Times New Roman"/>
-          <w:sz w:val="28"/>
-          <w:szCs w:val="28"/>
-          <w:lang w:val="en-US"/>
-        </w:rPr>
-        <w:t>glpk</w:t>
-      </w:r>
-      <w:proofErr w:type="spellEnd"/>
-      <w:r>
-        <w:rPr>
-          <w:rStyle w:val="VerbatimChar"/>
-          <w:rFonts w:ascii="Times New Roman" w:eastAsia="Consolas" w:hAnsi="Times New Roman" w:cs="Times New Roman"/>
-          <w:sz w:val="28"/>
-          <w:szCs w:val="28"/>
-          <w:lang w:val="en-US"/>
-        </w:rPr>
-        <w:t>(c, A, b, [], u, 'SU', 'CCCCCCC', 1)</w:t>
-      </w:r>
-      <w:r>
-        <w:rPr>
-          <w:rStyle w:val="VerbatimChar"/>
-          <w:rFonts w:ascii="Times New Roman" w:eastAsia="Consolas" w:hAnsi="Times New Roman" w:cs="Times New Roman"/>
-          <w:sz w:val="28"/>
-          <w:szCs w:val="28"/>
-          <w:lang w:val="en-US"/>
-        </w:rPr>
-        <w:br/>
-        <w:t>display('Fuel consumption minimization - Time maximization')</w:t>
-      </w:r>
-      <w:r>
-        <w:rPr>
-          <w:rStyle w:val="VerbatimChar"/>
-          <w:rFonts w:ascii="Times New Roman" w:eastAsia="Consolas" w:hAnsi="Times New Roman" w:cs="Times New Roman"/>
-          <w:sz w:val="28"/>
-          <w:szCs w:val="28"/>
-          <w:lang w:val="en-US"/>
-        </w:rPr>
-        <w:br/>
-        <w:t>[</w:t>
-      </w:r>
-      <w:proofErr w:type="spellStart"/>
-      <w:r>
-        <w:rPr>
-          <w:rStyle w:val="VerbatimChar"/>
-          <w:rFonts w:ascii="Times New Roman" w:eastAsia="Consolas" w:hAnsi="Times New Roman" w:cs="Times New Roman"/>
-          <w:sz w:val="28"/>
-          <w:szCs w:val="28"/>
-          <w:lang w:val="en-US"/>
-        </w:rPr>
-        <w:t>Xopt</w:t>
-      </w:r>
-      <w:proofErr w:type="spellEnd"/>
-      <w:r>
-        <w:rPr>
-          <w:rStyle w:val="VerbatimChar"/>
-          <w:rFonts w:ascii="Times New Roman" w:eastAsia="Consolas" w:hAnsi="Times New Roman" w:cs="Times New Roman"/>
-          <w:sz w:val="28"/>
-          <w:szCs w:val="28"/>
-          <w:lang w:val="en-US"/>
-        </w:rPr>
-        <w:t xml:space="preserve">, </w:t>
-      </w:r>
-      <w:proofErr w:type="spellStart"/>
-      <w:r>
-        <w:rPr>
-          <w:rStyle w:val="VerbatimChar"/>
-          <w:rFonts w:ascii="Times New Roman" w:eastAsia="Consolas" w:hAnsi="Times New Roman" w:cs="Times New Roman"/>
-          <w:sz w:val="28"/>
-          <w:szCs w:val="28"/>
-          <w:lang w:val="en-US"/>
-        </w:rPr>
-        <w:t>Fval</w:t>
-      </w:r>
-      <w:proofErr w:type="spellEnd"/>
-      <w:r>
-        <w:rPr>
-          <w:rStyle w:val="VerbatimChar"/>
-          <w:rFonts w:ascii="Times New Roman" w:eastAsia="Consolas" w:hAnsi="Times New Roman" w:cs="Times New Roman"/>
-          <w:sz w:val="28"/>
-          <w:szCs w:val="28"/>
-          <w:lang w:val="en-US"/>
-        </w:rPr>
-        <w:t xml:space="preserve">] = </w:t>
-      </w:r>
-      <w:proofErr w:type="spellStart"/>
-      <w:r>
-        <w:rPr>
-          <w:rStyle w:val="VerbatimChar"/>
-          <w:rFonts w:ascii="Times New Roman" w:eastAsia="Consolas" w:hAnsi="Times New Roman" w:cs="Times New Roman"/>
-          <w:sz w:val="28"/>
-          <w:szCs w:val="28"/>
-          <w:lang w:val="en-US"/>
-        </w:rPr>
-        <w:t>glpk</w:t>
-      </w:r>
-      <w:proofErr w:type="spellEnd"/>
-      <w:r>
-        <w:rPr>
-          <w:rStyle w:val="VerbatimChar"/>
-          <w:rFonts w:ascii="Times New Roman" w:eastAsia="Consolas" w:hAnsi="Times New Roman" w:cs="Times New Roman"/>
-          <w:sz w:val="28"/>
-          <w:szCs w:val="28"/>
-          <w:lang w:val="en-US"/>
-        </w:rPr>
-        <w:t>(c, A, b, [], u, 'SU', 'CCCCCCC', -1)</w:t>
-      </w:r>
-    </w:p>
-    <w:p>
-      <w:pPr>
-        <w:shd w:val="clear" w:color="auto" w:fill="F8F8FA"/>
-        <w:rPr>
-          <w:rFonts w:ascii="Times New Roman" w:hAnsi="Times New Roman" w:cs="Times New Roman"/>
-          <w:sz w:val="28"/>
-          <w:szCs w:val="28"/>
-        </w:rPr>
-      </w:pPr>
-      <w:r>
-        <w:rPr>
-          <w:rStyle w:val="VerbatimChar"/>
-          <w:rFonts w:ascii="Times New Roman" w:eastAsia="Consolas" w:hAnsi="Times New Roman" w:cs="Times New Roman"/>
-          <w:sz w:val="28"/>
-          <w:szCs w:val="28"/>
-          <w:lang w:val="en-US"/>
-        </w:rPr>
-        <w:br/>
-        <w:t>Time minimization: $(0,0,0,0,0,33,22), F(x)=55$.</w:t>
-      </w:r>
-      <w:r>
-        <w:rPr>
-          <w:rStyle w:val="VerbatimChar"/>
-          <w:rFonts w:ascii="Times New Roman" w:eastAsia="Consolas" w:hAnsi="Times New Roman" w:cs="Times New Roman"/>
-          <w:sz w:val="28"/>
-          <w:szCs w:val="28"/>
-          <w:lang w:val="en-US"/>
-        </w:rPr>
-        <w:br/>
-      </w:r>
-      <w:proofErr w:type="spellStart"/>
-      <w:r>
-        <w:rPr>
-          <w:rStyle w:val="VerbatimChar"/>
-          <w:rFonts w:ascii="Times New Roman" w:eastAsia="Consolas" w:hAnsi="Times New Roman" w:cs="Times New Roman"/>
-          <w:sz w:val="28"/>
-          <w:szCs w:val="28"/>
-        </w:rPr>
-        <w:t>Fuel</w:t>
-      </w:r>
-      <w:proofErr w:type="spellEnd"/>
-      <w:r>
-        <w:rPr>
-          <w:rStyle w:val="VerbatimChar"/>
-          <w:rFonts w:ascii="Times New Roman" w:eastAsia="Consolas" w:hAnsi="Times New Roman" w:cs="Times New Roman"/>
-          <w:sz w:val="28"/>
-          <w:szCs w:val="28"/>
-        </w:rPr>
-        <w:t xml:space="preserve"> </w:t>
-      </w:r>
-      <w:proofErr w:type="spellStart"/>
-      <w:r>
-        <w:rPr>
-          <w:rStyle w:val="VerbatimChar"/>
-          <w:rFonts w:ascii="Times New Roman" w:eastAsia="Consolas" w:hAnsi="Times New Roman" w:cs="Times New Roman"/>
-          <w:sz w:val="28"/>
-          <w:szCs w:val="28"/>
-        </w:rPr>
-        <w:t>consumption</w:t>
-      </w:r>
-      <w:proofErr w:type="spellEnd"/>
-      <w:r>
-        <w:rPr>
-          <w:rStyle w:val="VerbatimChar"/>
-          <w:rFonts w:ascii="Times New Roman" w:eastAsia="Consolas" w:hAnsi="Times New Roman" w:cs="Times New Roman"/>
-          <w:sz w:val="28"/>
-          <w:szCs w:val="28"/>
-        </w:rPr>
-        <w:t xml:space="preserve"> </w:t>
-      </w:r>
-      <w:proofErr w:type="spellStart"/>
-      <w:r>
-        <w:rPr>
-          <w:rStyle w:val="VerbatimChar"/>
-          <w:rFonts w:ascii="Times New Roman" w:eastAsia="Consolas" w:hAnsi="Times New Roman" w:cs="Times New Roman"/>
-          <w:sz w:val="28"/>
-          <w:szCs w:val="28"/>
-        </w:rPr>
-        <w:t>minimization</w:t>
-      </w:r>
-      <w:proofErr w:type="spellEnd"/>
-      <w:r>
-        <w:rPr>
-          <w:rStyle w:val="VerbatimChar"/>
-          <w:rFonts w:ascii="Times New Roman" w:eastAsia="Consolas" w:hAnsi="Times New Roman" w:cs="Times New Roman"/>
-          <w:sz w:val="28"/>
-          <w:szCs w:val="28"/>
-        </w:rPr>
-        <w:t>: $(0,0,264,0,0,0,0), F(x)=264$.</w:t>
+        </w:rPr>
+        <w:t>Fuel consumption minimization: $(0,0,264,0,0,0,0), F(x)=264$.</w:t>
       </w:r>
       <w:r>
         <w:rPr>
@@ -6418,25 +6150,7 @@
           <w:sz w:val="28"/>
           <w:szCs w:val="28"/>
         </w:rPr>
-        <w:t xml:space="preserve"> - время работы второго и третьего экскаватора при одновременной раб</w:t>
-      </w:r>
-      <w:proofErr w:type="spellStart"/>
-      <w:r>
-        <w:rPr>
-          <w:rFonts w:ascii="Times New Roman" w:eastAsia="Georgia" w:hAnsi="Times New Roman" w:cs="Times New Roman"/>
-          <w:sz w:val="28"/>
-          <w:szCs w:val="28"/>
-        </w:rPr>
-        <w:t>оте</w:t>
-      </w:r>
-      <w:proofErr w:type="spellEnd"/>
-      <w:r>
-        <w:rPr>
-          <w:rFonts w:ascii="Times New Roman" w:eastAsia="Georgia" w:hAnsi="Times New Roman" w:cs="Times New Roman"/>
-          <w:sz w:val="28"/>
-          <w:szCs w:val="28"/>
-        </w:rPr>
-        <w:t xml:space="preserve">, </w:t>
+        <w:t xml:space="preserve"> - время работы второго и третьего экскаватора при одновременной работе, </w:t>
       </w:r>
       <m:oMath>
         <m:sSub>
